--- a/Coding 1 - year/Unit 2 - Variables, Data Types & Expressions/Daily Lesson Plans/Word/Day 31.docx
+++ b/Coding 1 - year/Unit 2 - Variables, Data Types & Expressions/Daily Lesson Plans/Word/Day 31.docx
@@ -50,12 +50,15 @@
               </w:rPr>
               <w:t xml:space="preserve">Coding I — Full Year</w:t>
             </w:r>
-          </w:p>
-          <w:p>
-            <w:pPr>
-              <w:spacing w:before="40"/>
-              <w:jc w:val="center"/>
-            </w:pPr>
+            <w:r>
+              <w:rPr>
+                <w:rFonts w:ascii="Arial" w:cs="Arial" w:eastAsia="Arial" w:hAnsi="Arial"/>
+                <w:sz w:val="16"/>
+                <w:szCs w:val="16"/>
+              </w:rPr>
+              <w:br/>
+              <w:t xml:space="preserve"/>
+            </w:r>
             <w:r>
               <w:rPr>
                 <w:rFonts w:ascii="Arial" w:cs="Arial" w:eastAsia="Arial" w:hAnsi="Arial"/>
@@ -83,7 +86,7 @@
           <w:rFonts w:ascii="Arial" w:cs="Arial" w:eastAsia="Arial" w:hAnsi="Arial"/>
           <w:b/>
           <w:bCs/>
-          <w:color w:val="1F3864"/>
+          <w:color w:val="2B5797"/>
           <w:sz w:val="32"/>
           <w:szCs w:val="32"/>
         </w:rPr>
@@ -261,9 +264,9 @@
               <w:right w:val="single" w:color="CCCCCC" w:sz="1"/>
             </w:tcBorders>
             <w:tcMar>
-              <w:top w:type="dxa" w:w="60"/>
+              <w:top w:type="dxa" w:w="80"/>
               <w:left w:type="dxa" w:w="120"/>
-              <w:bottom w:type="dxa" w:w="60"/>
+              <w:bottom w:type="dxa" w:w="80"/>
               <w:right w:type="dxa" w:w="120"/>
             </w:tcMar>
           </w:tcPr>
@@ -290,20 +293,213 @@
               <w:right w:val="single" w:color="CCCCCC" w:sz="1"/>
             </w:tcBorders>
             <w:tcMar>
-              <w:top w:type="dxa" w:w="60"/>
+              <w:top w:type="dxa" w:w="80"/>
               <w:left w:type="dxa" w:w="120"/>
-              <w:bottom w:type="dxa" w:w="60"/>
+              <w:bottom w:type="dxa" w:w="80"/>
               <w:right w:type="dxa" w:w="120"/>
             </w:tcMar>
           </w:tcPr>
           <w:p>
-            <w:r>
-              <w:rPr>
-                <w:rFonts w:ascii="Arial" w:cs="Arial" w:eastAsia="Arial" w:hAnsi="Arial"/>
-                <w:sz w:val="20"/>
-                <w:szCs w:val="20"/>
+            <w:pPr>
+              <w:spacing w:after="80" w:before="80"/>
+            </w:pPr>
+            <w:r>
+              <w:rPr>
+                <w:rFonts w:ascii="Arial" w:cs="Arial" w:eastAsia="Arial" w:hAnsi="Arial"/>
+                <w:b/>
+                <w:bCs/>
+                <w:i w:val="false"/>
+                <w:iCs w:val="false"/>
+                <w:color w:val="000000"/>
+                <w:sz w:val="22"/>
+                <w:szCs w:val="22"/>
               </w:rPr>
               <w:t xml:space="preserve">Bell Ringer / Review</w:t>
+            </w:r>
+            <w:r>
+              <w:rPr>
+                <w:rFonts w:ascii="Arial" w:cs="Arial" w:eastAsia="Arial" w:hAnsi="Arial"/>
+                <w:sz w:val="20"/>
+                <w:szCs w:val="20"/>
+              </w:rPr>
+              <w:br/>
+              <w:t xml:space="preserve"/>
+            </w:r>
+            <w:r>
+              <w:rPr>
+                <w:rFonts w:ascii="Arial" w:cs="Arial" w:eastAsia="Arial" w:hAnsi="Arial"/>
+                <w:sz w:val="20"/>
+                <w:szCs w:val="20"/>
+              </w:rPr>
+              <w:br/>
+              <w:t xml:space="preserve"/>
+            </w:r>
+            <w:r>
+              <w:rPr>
+                <w:rFonts w:ascii="Arial" w:cs="Arial" w:eastAsia="Arial" w:hAnsi="Arial"/>
+                <w:b/>
+                <w:bCs/>
+                <w:i w:val="false"/>
+                <w:iCs w:val="false"/>
+                <w:color w:val="000000"/>
+                <w:sz w:val="20"/>
+                <w:szCs w:val="20"/>
+              </w:rPr>
+              <w:t xml:space="preserve">Quick Write </w:t>
+            </w:r>
+            <w:r>
+              <w:rPr>
+                <w:rFonts w:ascii="Arial" w:cs="Arial" w:eastAsia="Arial" w:hAnsi="Arial"/>
+                <w:b w:val="false"/>
+                <w:bCs w:val="false"/>
+                <w:i w:val="false"/>
+                <w:iCs w:val="false"/>
+                <w:color w:val="000000"/>
+                <w:sz w:val="20"/>
+                <w:szCs w:val="20"/>
+              </w:rPr>
+              <w:t xml:space="preserve">(3 min — written or verbal):</w:t>
+            </w:r>
+            <w:r>
+              <w:rPr>
+                <w:rFonts w:ascii="Arial" w:cs="Arial" w:eastAsia="Arial" w:hAnsi="Arial"/>
+                <w:sz w:val="20"/>
+                <w:szCs w:val="20"/>
+              </w:rPr>
+              <w:br/>
+              <w:t xml:space="preserve"/>
+            </w:r>
+            <w:r>
+              <w:rPr>
+                <w:rFonts w:ascii="Arial" w:cs="Arial" w:eastAsia="Arial" w:hAnsi="Arial"/>
+                <w:b w:val="false"/>
+                <w:bCs w:val="false"/>
+                <w:i w:val="false"/>
+                <w:iCs w:val="false"/>
+                <w:color w:val="000000"/>
+                <w:sz w:val="20"/>
+                <w:szCs w:val="20"/>
+              </w:rPr>
+              <w:t xml:space="preserve">    What do you already know about how to use compound assignment operators to modify variables efficiently?</w:t>
+            </w:r>
+            <w:r>
+              <w:rPr>
+                <w:rFonts w:ascii="Arial" w:cs="Arial" w:eastAsia="Arial" w:hAnsi="Arial"/>
+                <w:sz w:val="20"/>
+                <w:szCs w:val="20"/>
+              </w:rPr>
+              <w:br/>
+              <w:t xml:space="preserve"/>
+            </w:r>
+            <w:r>
+              <w:rPr>
+                <w:rFonts w:ascii="Arial" w:cs="Arial" w:eastAsia="Arial" w:hAnsi="Arial"/>
+                <w:sz w:val="20"/>
+                <w:szCs w:val="20"/>
+              </w:rPr>
+              <w:br/>
+              <w:t xml:space="preserve"/>
+            </w:r>
+            <w:r>
+              <w:rPr>
+                <w:rFonts w:ascii="Arial" w:cs="Arial" w:eastAsia="Arial" w:hAnsi="Arial"/>
+                <w:b/>
+                <w:bCs/>
+                <w:i w:val="false"/>
+                <w:iCs w:val="false"/>
+                <w:color w:val="000000"/>
+                <w:sz w:val="20"/>
+                <w:szCs w:val="20"/>
+              </w:rPr>
+              <w:t xml:space="preserve">Vocabulary Preview — </w:t>
+            </w:r>
+            <w:r>
+              <w:rPr>
+                <w:rFonts w:ascii="Arial" w:cs="Arial" w:eastAsia="Arial" w:hAnsi="Arial"/>
+                <w:b w:val="false"/>
+                <w:bCs w:val="false"/>
+                <w:i w:val="false"/>
+                <w:iCs w:val="false"/>
+                <w:color w:val="000000"/>
+                <w:sz w:val="20"/>
+                <w:szCs w:val="20"/>
+              </w:rPr>
+              <w:t xml:space="preserve">terms we'll use today:</w:t>
+            </w:r>
+            <w:r>
+              <w:rPr>
+                <w:rFonts w:ascii="Arial" w:cs="Arial" w:eastAsia="Arial" w:hAnsi="Arial"/>
+                <w:sz w:val="20"/>
+                <w:szCs w:val="20"/>
+              </w:rPr>
+              <w:br/>
+              <w:t xml:space="preserve"/>
+            </w:r>
+            <w:r>
+              <w:rPr>
+                <w:rFonts w:ascii="Arial" w:cs="Arial" w:eastAsia="Arial" w:hAnsi="Arial"/>
+                <w:b w:val="false"/>
+                <w:bCs w:val="false"/>
+                <w:i w:val="false"/>
+                <w:iCs w:val="false"/>
+                <w:color w:val="000000"/>
+                <w:sz w:val="20"/>
+                <w:szCs w:val="20"/>
+              </w:rPr>
+              <w:t xml:space="preserve">    • Augmented assignment operators   •   = 2` means `x = x</w:t>
+            </w:r>
+            <w:r>
+              <w:rPr>
+                <w:rFonts w:ascii="Arial" w:cs="Arial" w:eastAsia="Arial" w:hAnsi="Arial"/>
+                <w:sz w:val="20"/>
+                <w:szCs w:val="20"/>
+              </w:rPr>
+              <w:br/>
+              <w:t xml:space="preserve"/>
+            </w:r>
+            <w:r>
+              <w:rPr>
+                <w:rFonts w:ascii="Arial" w:cs="Arial" w:eastAsia="Arial" w:hAnsi="Arial"/>
+                <w:sz w:val="20"/>
+                <w:szCs w:val="20"/>
+              </w:rPr>
+              <w:br/>
+              <w:t xml:space="preserve"/>
+            </w:r>
+            <w:r>
+              <w:rPr>
+                <w:rFonts w:ascii="Arial" w:cs="Arial" w:eastAsia="Arial" w:hAnsi="Arial"/>
+                <w:b w:val="false"/>
+                <w:bCs w:val="false"/>
+                <w:i/>
+                <w:iCs/>
+                <w:color w:val="444444"/>
+                <w:sz w:val="20"/>
+                <w:szCs w:val="20"/>
+              </w:rPr>
+              <w:t xml:space="preserve">Today's Goal: By the end of class you will be able to use compound assignment operators to modify variables efficiently.</w:t>
+            </w:r>
+            <w:r>
+              <w:rPr>
+                <w:rFonts w:ascii="Arial" w:cs="Arial" w:eastAsia="Arial" w:hAnsi="Arial"/>
+                <w:sz w:val="20"/>
+                <w:szCs w:val="20"/>
+              </w:rPr>
+              <w:br/>
+              <w:t xml:space="preserve"/>
+            </w:r>
+            <w:r>
+              <w:rPr>
+                <w:rFonts w:ascii="Arial" w:cs="Arial" w:eastAsia="Arial" w:hAnsi="Arial"/>
+                <w:b w:val="false"/>
+                <w:bCs w:val="false"/>
+                <w:i/>
+                <w:iCs/>
+                <w:color w:val="555555"/>
+                <w:sz w:val="20"/>
+                <w:szCs w:val="20"/>
+              </w:rPr>
+              <w:t xml:space="preserve">→ Pair-share your response, then 2–3 students share with the class.</w:t>
             </w:r>
           </w:p>
         </w:tc>
@@ -319,9 +515,9 @@
               <w:right w:val="single" w:color="CCCCCC" w:sz="1"/>
             </w:tcBorders>
             <w:tcMar>
-              <w:top w:type="dxa" w:w="60"/>
+              <w:top w:type="dxa" w:w="80"/>
               <w:left w:type="dxa" w:w="120"/>
-              <w:bottom w:type="dxa" w:w="60"/>
+              <w:bottom w:type="dxa" w:w="80"/>
               <w:right w:type="dxa" w:w="120"/>
             </w:tcMar>
           </w:tcPr>
@@ -348,20 +544,446 @@
               <w:right w:val="single" w:color="CCCCCC" w:sz="1"/>
             </w:tcBorders>
             <w:tcMar>
-              <w:top w:type="dxa" w:w="60"/>
+              <w:top w:type="dxa" w:w="80"/>
               <w:left w:type="dxa" w:w="120"/>
-              <w:bottom w:type="dxa" w:w="60"/>
+              <w:bottom w:type="dxa" w:w="80"/>
               <w:right w:type="dxa" w:w="120"/>
             </w:tcMar>
           </w:tcPr>
           <w:p>
-            <w:r>
-              <w:rPr>
-                <w:rFonts w:ascii="Arial" w:cs="Arial" w:eastAsia="Arial" w:hAnsi="Arial"/>
-                <w:sz w:val="20"/>
-                <w:szCs w:val="20"/>
-              </w:rPr>
-              <w:t xml:space="preserve">Mini Lesson: Augmented Assignment Operators — +=, -=, *=, /=, //=</w:t>
+            <w:pPr>
+              <w:spacing w:after="80" w:before="80"/>
+            </w:pPr>
+            <w:r>
+              <w:rPr>
+                <w:rFonts w:ascii="Arial" w:cs="Arial" w:eastAsia="Arial" w:hAnsi="Arial"/>
+                <w:b/>
+                <w:bCs/>
+                <w:i w:val="false"/>
+                <w:iCs w:val="false"/>
+                <w:color w:val="000000"/>
+                <w:sz w:val="22"/>
+                <w:szCs w:val="22"/>
+              </w:rPr>
+              <w:t xml:space="preserve">Mini Lesson: </w:t>
+            </w:r>
+            <w:r>
+              <w:rPr>
+                <w:rFonts w:ascii="Arial" w:cs="Arial" w:eastAsia="Arial" w:hAnsi="Arial"/>
+                <w:b w:val="false"/>
+                <w:bCs w:val="false"/>
+                <w:i w:val="false"/>
+                <w:iCs w:val="false"/>
+                <w:color w:val="000000"/>
+                <w:sz w:val="22"/>
+                <w:szCs w:val="22"/>
+              </w:rPr>
+              <w:t xml:space="preserve">Augmented Assignment Operators — +=, -=, *=, /=, //=</w:t>
+            </w:r>
+            <w:r>
+              <w:rPr>
+                <w:rFonts w:ascii="Arial" w:cs="Arial" w:eastAsia="Arial" w:hAnsi="Arial"/>
+                <w:sz w:val="20"/>
+                <w:szCs w:val="20"/>
+              </w:rPr>
+              <w:br/>
+              <w:t xml:space="preserve"/>
+            </w:r>
+            <w:r>
+              <w:rPr>
+                <w:rFonts w:ascii="Arial" w:cs="Arial" w:eastAsia="Arial" w:hAnsi="Arial"/>
+                <w:sz w:val="20"/>
+                <w:szCs w:val="20"/>
+              </w:rPr>
+              <w:br/>
+              <w:t xml:space="preserve"/>
+            </w:r>
+            <w:r>
+              <w:rPr>
+                <w:rFonts w:ascii="Arial" w:cs="Arial" w:eastAsia="Arial" w:hAnsi="Arial"/>
+                <w:b/>
+                <w:bCs/>
+                <w:i/>
+                <w:iCs/>
+                <w:color w:val="000000"/>
+                <w:sz w:val="20"/>
+                <w:szCs w:val="20"/>
+              </w:rPr>
+              <w:t xml:space="preserve">Learning Target: </w:t>
+            </w:r>
+            <w:r>
+              <w:rPr>
+                <w:rFonts w:ascii="Arial" w:cs="Arial" w:eastAsia="Arial" w:hAnsi="Arial"/>
+                <w:b w:val="false"/>
+                <w:bCs w:val="false"/>
+                <w:i/>
+                <w:iCs/>
+                <w:color w:val="333333"/>
+                <w:sz w:val="20"/>
+                <w:szCs w:val="20"/>
+              </w:rPr>
+              <w:t xml:space="preserve">I can use compound assignment operators to modify variables efficiently.</w:t>
+            </w:r>
+            <w:r>
+              <w:rPr>
+                <w:rFonts w:ascii="Arial" w:cs="Arial" w:eastAsia="Arial" w:hAnsi="Arial"/>
+                <w:sz w:val="20"/>
+                <w:szCs w:val="20"/>
+              </w:rPr>
+              <w:br/>
+              <w:t xml:space="preserve"/>
+            </w:r>
+            <w:r>
+              <w:rPr>
+                <w:rFonts w:ascii="Arial" w:cs="Arial" w:eastAsia="Arial" w:hAnsi="Arial"/>
+                <w:sz w:val="20"/>
+                <w:szCs w:val="20"/>
+              </w:rPr>
+              <w:br/>
+              <w:t xml:space="preserve"/>
+            </w:r>
+            <w:r>
+              <w:rPr>
+                <w:rFonts w:ascii="Arial" w:cs="Arial" w:eastAsia="Arial" w:hAnsi="Arial"/>
+                <w:b w:val="false"/>
+                <w:bCs w:val="false"/>
+                <w:i w:val="false"/>
+                <w:iCs w:val="false"/>
+                <w:color w:val="000000"/>
+                <w:sz w:val="20"/>
+                <w:szCs w:val="20"/>
+              </w:rPr>
+              <w:t xml:space="preserve">Augmented assignment operators (also called compound assignment) combine an operator with assignment. They're shorthand for updating a variable based on its current value.</w:t>
+            </w:r>
+            <w:r>
+              <w:rPr>
+                <w:rFonts w:ascii="Arial" w:cs="Arial" w:eastAsia="Arial" w:hAnsi="Arial"/>
+                <w:sz w:val="20"/>
+                <w:szCs w:val="20"/>
+              </w:rPr>
+              <w:br/>
+              <w:t xml:space="preserve"/>
+            </w:r>
+            <w:r>
+              <w:rPr>
+                <w:rFonts w:ascii="Arial" w:cs="Arial" w:eastAsia="Arial" w:hAnsi="Arial"/>
+                <w:b w:val="false"/>
+                <w:bCs w:val="false"/>
+                <w:i w:val="false"/>
+                <w:iCs w:val="false"/>
+                <w:color w:val="000000"/>
+                <w:sz w:val="20"/>
+                <w:szCs w:val="20"/>
+              </w:rPr>
+              <w:t xml:space="preserve">These operators are particularly useful in loops and when tracking scores, counts, or running totals. They're cleaner and faster than writing out the full assignment.</w:t>
+            </w:r>
+            <w:r>
+              <w:rPr>
+                <w:rFonts w:ascii="Arial" w:cs="Arial" w:eastAsia="Arial" w:hAnsi="Arial"/>
+                <w:sz w:val="20"/>
+                <w:szCs w:val="20"/>
+              </w:rPr>
+              <w:br/>
+              <w:t xml:space="preserve"/>
+            </w:r>
+            <w:r>
+              <w:rPr>
+                <w:rFonts w:ascii="Arial" w:cs="Arial" w:eastAsia="Arial" w:hAnsi="Arial"/>
+                <w:sz w:val="20"/>
+                <w:szCs w:val="20"/>
+              </w:rPr>
+              <w:br/>
+              <w:t xml:space="preserve"/>
+            </w:r>
+            <w:r>
+              <w:rPr>
+                <w:rFonts w:ascii="Arial" w:cs="Arial" w:eastAsia="Arial" w:hAnsi="Arial"/>
+                <w:b/>
+                <w:bCs/>
+                <w:i w:val="false"/>
+                <w:iCs w:val="false"/>
+                <w:color w:val="000000"/>
+                <w:sz w:val="20"/>
+                <w:szCs w:val="20"/>
+              </w:rPr>
+              <w:t xml:space="preserve">Key Concepts:</w:t>
+            </w:r>
+            <w:r>
+              <w:rPr>
+                <w:rFonts w:ascii="Arial" w:cs="Arial" w:eastAsia="Arial" w:hAnsi="Arial"/>
+                <w:sz w:val="20"/>
+                <w:szCs w:val="20"/>
+              </w:rPr>
+              <w:br/>
+              <w:t xml:space="preserve"/>
+            </w:r>
+            <w:r>
+              <w:rPr>
+                <w:rFonts w:ascii="Arial" w:cs="Arial" w:eastAsia="Arial" w:hAnsi="Arial"/>
+                <w:b w:val="false"/>
+                <w:bCs w:val="false"/>
+                <w:i w:val="false"/>
+                <w:iCs w:val="false"/>
+                <w:color w:val="000000"/>
+                <w:sz w:val="20"/>
+                <w:szCs w:val="20"/>
+              </w:rPr>
+              <w:t xml:space="preserve">    • x += 5 means x = x + 5 (add 5 to x)</w:t>
+            </w:r>
+            <w:r>
+              <w:rPr>
+                <w:rFonts w:ascii="Arial" w:cs="Arial" w:eastAsia="Arial" w:hAnsi="Arial"/>
+                <w:sz w:val="20"/>
+                <w:szCs w:val="20"/>
+              </w:rPr>
+              <w:br/>
+              <w:t xml:space="preserve"/>
+            </w:r>
+            <w:r>
+              <w:rPr>
+                <w:rFonts w:ascii="Arial" w:cs="Arial" w:eastAsia="Arial" w:hAnsi="Arial"/>
+                <w:b w:val="false"/>
+                <w:bCs w:val="false"/>
+                <w:i w:val="false"/>
+                <w:iCs w:val="false"/>
+                <w:color w:val="000000"/>
+                <w:sz w:val="20"/>
+                <w:szCs w:val="20"/>
+              </w:rPr>
+              <w:t xml:space="preserve">    • x -= 3 means x = x - 3 (subtract 3)</w:t>
+            </w:r>
+            <w:r>
+              <w:rPr>
+                <w:rFonts w:ascii="Arial" w:cs="Arial" w:eastAsia="Arial" w:hAnsi="Arial"/>
+                <w:sz w:val="20"/>
+                <w:szCs w:val="20"/>
+              </w:rPr>
+              <w:br/>
+              <w:t xml:space="preserve"/>
+            </w:r>
+            <w:r>
+              <w:rPr>
+                <w:rFonts w:ascii="Arial" w:cs="Arial" w:eastAsia="Arial" w:hAnsi="Arial"/>
+                <w:b w:val="false"/>
+                <w:bCs w:val="false"/>
+                <w:i w:val="false"/>
+                <w:iCs w:val="false"/>
+                <w:color w:val="000000"/>
+                <w:sz w:val="20"/>
+                <w:szCs w:val="20"/>
+              </w:rPr>
+              <w:t xml:space="preserve">    • x *= 2 means x = x * 2 (multiply by 2)</w:t>
+            </w:r>
+            <w:r>
+              <w:rPr>
+                <w:rFonts w:ascii="Arial" w:cs="Arial" w:eastAsia="Arial" w:hAnsi="Arial"/>
+                <w:sz w:val="20"/>
+                <w:szCs w:val="20"/>
+              </w:rPr>
+              <w:br/>
+              <w:t xml:space="preserve"/>
+            </w:r>
+            <w:r>
+              <w:rPr>
+                <w:rFonts w:ascii="Arial" w:cs="Arial" w:eastAsia="Arial" w:hAnsi="Arial"/>
+                <w:b w:val="false"/>
+                <w:bCs w:val="false"/>
+                <w:i w:val="false"/>
+                <w:iCs w:val="false"/>
+                <w:color w:val="000000"/>
+                <w:sz w:val="20"/>
+                <w:szCs w:val="20"/>
+              </w:rPr>
+              <w:t xml:space="preserve">    • x /= 4 means x = x / 4 (divide by 4, result is float)</w:t>
+            </w:r>
+            <w:r>
+              <w:rPr>
+                <w:rFonts w:ascii="Arial" w:cs="Arial" w:eastAsia="Arial" w:hAnsi="Arial"/>
+                <w:sz w:val="20"/>
+                <w:szCs w:val="20"/>
+              </w:rPr>
+              <w:br/>
+              <w:t xml:space="preserve"/>
+            </w:r>
+            <w:r>
+              <w:rPr>
+                <w:rFonts w:ascii="Arial" w:cs="Arial" w:eastAsia="Arial" w:hAnsi="Arial"/>
+                <w:b w:val="false"/>
+                <w:bCs w:val="false"/>
+                <w:i w:val="false"/>
+                <w:iCs w:val="false"/>
+                <w:color w:val="000000"/>
+                <w:sz w:val="20"/>
+                <w:szCs w:val="20"/>
+              </w:rPr>
+              <w:t xml:space="preserve">    • x //= 2 means x = x // 2 (integer divide)</w:t>
+            </w:r>
+            <w:r>
+              <w:rPr>
+                <w:rFonts w:ascii="Arial" w:cs="Arial" w:eastAsia="Arial" w:hAnsi="Arial"/>
+                <w:sz w:val="20"/>
+                <w:szCs w:val="20"/>
+              </w:rPr>
+              <w:br/>
+              <w:t xml:space="preserve"/>
+            </w:r>
+            <w:r>
+              <w:rPr>
+                <w:rFonts w:ascii="Arial" w:cs="Arial" w:eastAsia="Arial" w:hAnsi="Arial"/>
+                <w:b w:val="false"/>
+                <w:bCs w:val="false"/>
+                <w:i w:val="false"/>
+                <w:iCs w:val="false"/>
+                <w:color w:val="000000"/>
+                <w:sz w:val="20"/>
+                <w:szCs w:val="20"/>
+              </w:rPr>
+              <w:t xml:space="preserve">    • x %= 3 means x = x % 3 (remainder)</w:t>
+            </w:r>
+            <w:r>
+              <w:rPr>
+                <w:rFonts w:ascii="Arial" w:cs="Arial" w:eastAsia="Arial" w:hAnsi="Arial"/>
+                <w:sz w:val="20"/>
+                <w:szCs w:val="20"/>
+              </w:rPr>
+              <w:br/>
+              <w:t xml:space="preserve"/>
+            </w:r>
+            <w:r>
+              <w:rPr>
+                <w:rFonts w:ascii="Arial" w:cs="Arial" w:eastAsia="Arial" w:hAnsi="Arial"/>
+                <w:b w:val="false"/>
+                <w:bCs w:val="false"/>
+                <w:i w:val="false"/>
+                <w:iCs w:val="false"/>
+                <w:color w:val="000000"/>
+                <w:sz w:val="20"/>
+                <w:szCs w:val="20"/>
+              </w:rPr>
+              <w:t xml:space="preserve">    • x = 2 means x = x  2 (exponentiation)</w:t>
+            </w:r>
+            <w:r>
+              <w:rPr>
+                <w:rFonts w:ascii="Arial" w:cs="Arial" w:eastAsia="Arial" w:hAnsi="Arial"/>
+                <w:sz w:val="20"/>
+                <w:szCs w:val="20"/>
+              </w:rPr>
+              <w:br/>
+              <w:t xml:space="preserve"/>
+            </w:r>
+            <w:r>
+              <w:rPr>
+                <w:rFonts w:ascii="Arial" w:cs="Arial" w:eastAsia="Arial" w:hAnsi="Arial"/>
+                <w:sz w:val="20"/>
+                <w:szCs w:val="20"/>
+              </w:rPr>
+              <w:br/>
+              <w:t xml:space="preserve"/>
+            </w:r>
+            <w:r>
+              <w:rPr>
+                <w:rFonts w:ascii="Arial" w:cs="Arial" w:eastAsia="Arial" w:hAnsi="Arial"/>
+                <w:b/>
+                <w:bCs/>
+                <w:i w:val="false"/>
+                <w:iCs w:val="false"/>
+                <w:color w:val="000000"/>
+                <w:sz w:val="20"/>
+                <w:szCs w:val="20"/>
+              </w:rPr>
+              <w:t xml:space="preserve">Vocabulary: </w:t>
+            </w:r>
+            <w:r>
+              <w:rPr>
+                <w:rFonts w:ascii="Arial" w:cs="Arial" w:eastAsia="Arial" w:hAnsi="Arial"/>
+                <w:b w:val="false"/>
+                <w:bCs w:val="false"/>
+                <w:i w:val="false"/>
+                <w:iCs w:val="false"/>
+                <w:color w:val="000000"/>
+                <w:sz w:val="20"/>
+                <w:szCs w:val="20"/>
+              </w:rPr>
+              <w:t xml:space="preserve">Augmented assignment operators, = 2` means `x = x</w:t>
+            </w:r>
+            <w:r>
+              <w:rPr>
+                <w:rFonts w:ascii="Arial" w:cs="Arial" w:eastAsia="Arial" w:hAnsi="Arial"/>
+                <w:sz w:val="20"/>
+                <w:szCs w:val="20"/>
+              </w:rPr>
+              <w:br/>
+              <w:t xml:space="preserve"/>
+            </w:r>
+            <w:r>
+              <w:rPr>
+                <w:rFonts w:ascii="Arial" w:cs="Arial" w:eastAsia="Arial" w:hAnsi="Arial"/>
+                <w:sz w:val="20"/>
+                <w:szCs w:val="20"/>
+              </w:rPr>
+              <w:br/>
+              <w:t xml:space="preserve"/>
+            </w:r>
+            <w:r>
+              <w:rPr>
+                <w:rFonts w:ascii="Arial" w:cs="Arial" w:eastAsia="Arial" w:hAnsi="Arial"/>
+                <w:b/>
+                <w:bCs/>
+                <w:i/>
+                <w:iCs/>
+                <w:color w:val="555555"/>
+                <w:sz w:val="20"/>
+                <w:szCs w:val="20"/>
+              </w:rPr>
+              <w:t xml:space="preserve">→ Live Demo — </w:t>
+            </w:r>
+            <w:r>
+              <w:rPr>
+                <w:rFonts w:ascii="Arial" w:cs="Arial" w:eastAsia="Arial" w:hAnsi="Arial"/>
+                <w:b w:val="false"/>
+                <w:bCs w:val="false"/>
+                <w:i/>
+                <w:iCs/>
+                <w:color w:val="555555"/>
+                <w:sz w:val="20"/>
+                <w:szCs w:val="20"/>
+              </w:rPr>
+              <w:t xml:space="preserve">type examples as students follow along in their own editor.</w:t>
+            </w:r>
+            <w:r>
+              <w:rPr>
+                <w:rFonts w:ascii="Arial" w:cs="Arial" w:eastAsia="Arial" w:hAnsi="Arial"/>
+                <w:sz w:val="20"/>
+                <w:szCs w:val="20"/>
+              </w:rPr>
+              <w:br/>
+              <w:t xml:space="preserve"/>
+            </w:r>
+            <w:r>
+              <w:rPr>
+                <w:rFonts w:ascii="Arial" w:cs="Arial" w:eastAsia="Arial" w:hAnsi="Arial"/>
+                <w:b/>
+                <w:bCs/>
+                <w:i/>
+                <w:iCs/>
+                <w:color w:val="555555"/>
+                <w:sz w:val="20"/>
+                <w:szCs w:val="20"/>
+              </w:rPr>
+              <w:t xml:space="preserve">→ Check for Understanding: </w:t>
+            </w:r>
+            <w:r>
+              <w:rPr>
+                <w:rFonts w:ascii="Arial" w:cs="Arial" w:eastAsia="Arial" w:hAnsi="Arial"/>
+                <w:b w:val="false"/>
+                <w:bCs w:val="false"/>
+                <w:i/>
+                <w:iCs/>
+                <w:color w:val="555555"/>
+                <w:sz w:val="20"/>
+                <w:szCs w:val="20"/>
+              </w:rPr>
+              <w:t xml:space="preserve">pause and cold-call: “Can someone explain what we just did in their own words?”</w:t>
             </w:r>
           </w:p>
         </w:tc>
@@ -377,9 +999,9 @@
               <w:right w:val="single" w:color="CCCCCC" w:sz="1"/>
             </w:tcBorders>
             <w:tcMar>
-              <w:top w:type="dxa" w:w="60"/>
+              <w:top w:type="dxa" w:w="80"/>
               <w:left w:type="dxa" w:w="120"/>
-              <w:bottom w:type="dxa" w:w="60"/>
+              <w:bottom w:type="dxa" w:w="80"/>
               <w:right w:type="dxa" w:w="120"/>
             </w:tcMar>
           </w:tcPr>
@@ -406,20 +1028,90 @@
               <w:right w:val="single" w:color="CCCCCC" w:sz="1"/>
             </w:tcBorders>
             <w:tcMar>
-              <w:top w:type="dxa" w:w="60"/>
+              <w:top w:type="dxa" w:w="80"/>
               <w:left w:type="dxa" w:w="120"/>
-              <w:bottom w:type="dxa" w:w="60"/>
+              <w:bottom w:type="dxa" w:w="80"/>
               <w:right w:type="dxa" w:w="120"/>
             </w:tcMar>
           </w:tcPr>
           <w:p>
-            <w:r>
-              <w:rPr>
-                <w:rFonts w:ascii="Arial" w:cs="Arial" w:eastAsia="Arial" w:hAnsi="Arial"/>
-                <w:sz w:val="20"/>
-                <w:szCs w:val="20"/>
+            <w:pPr>
+              <w:spacing w:after="80" w:before="80"/>
+            </w:pPr>
+            <w:r>
+              <w:rPr>
+                <w:rFonts w:ascii="Arial" w:cs="Arial" w:eastAsia="Arial" w:hAnsi="Arial"/>
+                <w:b/>
+                <w:bCs/>
+                <w:i w:val="false"/>
+                <w:iCs w:val="false"/>
+                <w:color w:val="000000"/>
+                <w:sz w:val="22"/>
+                <w:szCs w:val="22"/>
               </w:rPr>
               <w:t xml:space="preserve">Guided Practice</w:t>
+            </w:r>
+            <w:r>
+              <w:rPr>
+                <w:rFonts w:ascii="Arial" w:cs="Arial" w:eastAsia="Arial" w:hAnsi="Arial"/>
+                <w:sz w:val="20"/>
+                <w:szCs w:val="20"/>
+              </w:rPr>
+              <w:br/>
+              <w:t xml:space="preserve"/>
+            </w:r>
+            <w:r>
+              <w:rPr>
+                <w:rFonts w:ascii="Arial" w:cs="Arial" w:eastAsia="Arial" w:hAnsi="Arial"/>
+                <w:sz w:val="20"/>
+                <w:szCs w:val="20"/>
+              </w:rPr>
+              <w:br/>
+              <w:t xml:space="preserve"/>
+            </w:r>
+            <w:r>
+              <w:rPr>
+                <w:rFonts w:ascii="Arial" w:cs="Arial" w:eastAsia="Arial" w:hAnsi="Arial"/>
+                <w:b w:val="false"/>
+                <w:bCs w:val="false"/>
+                <w:i w:val="false"/>
+                <w:iCs w:val="false"/>
+                <w:color w:val="000000"/>
+                <w:sz w:val="20"/>
+                <w:szCs w:val="20"/>
+              </w:rPr>
+              <w:t xml:space="preserve">1. Create a variable for a score starting at 0.</w:t>
+            </w:r>
+            <w:r>
+              <w:rPr>
+                <w:rFonts w:ascii="Arial" w:cs="Arial" w:eastAsia="Arial" w:hAnsi="Arial"/>
+                <w:sz w:val="20"/>
+                <w:szCs w:val="20"/>
+              </w:rPr>
+              <w:br/>
+              <w:t xml:space="preserve"/>
+            </w:r>
+            <w:r>
+              <w:rPr>
+                <w:rFonts w:ascii="Arial" w:cs="Arial" w:eastAsia="Arial" w:hAnsi="Arial"/>
+                <w:sz w:val="20"/>
+                <w:szCs w:val="20"/>
+              </w:rPr>
+              <w:br/>
+              <w:t xml:space="preserve"/>
+            </w:r>
+            <w:r>
+              <w:rPr>
+                <w:rFonts w:ascii="Arial" w:cs="Arial" w:eastAsia="Arial" w:hAnsi="Arial"/>
+                <w:b w:val="false"/>
+                <w:bCs w:val="false"/>
+                <w:i/>
+                <w:iCs/>
+                <w:color w:val="555555"/>
+                <w:sz w:val="20"/>
+                <w:szCs w:val="20"/>
+              </w:rPr>
+              <w:t xml:space="preserve">→ Teacher models — students try alongside, then compare results.</w:t>
             </w:r>
           </w:p>
         </w:tc>
@@ -435,9 +1127,9 @@
               <w:right w:val="single" w:color="CCCCCC" w:sz="1"/>
             </w:tcBorders>
             <w:tcMar>
-              <w:top w:type="dxa" w:w="60"/>
+              <w:top w:type="dxa" w:w="80"/>
               <w:left w:type="dxa" w:w="120"/>
-              <w:bottom w:type="dxa" w:w="60"/>
+              <w:bottom w:type="dxa" w:w="80"/>
               <w:right w:type="dxa" w:w="120"/>
             </w:tcMar>
           </w:tcPr>
@@ -450,7 +1142,7 @@
                 <w:sz w:val="20"/>
                 <w:szCs w:val="20"/>
               </w:rPr>
-              <w:t xml:space="preserve">15-20 min</w:t>
+              <w:t xml:space="preserve">15–20 min</w:t>
             </w:r>
           </w:p>
         </w:tc>
@@ -464,20 +1156,164 @@
               <w:right w:val="single" w:color="CCCCCC" w:sz="1"/>
             </w:tcBorders>
             <w:tcMar>
-              <w:top w:type="dxa" w:w="60"/>
+              <w:top w:type="dxa" w:w="80"/>
               <w:left w:type="dxa" w:w="120"/>
-              <w:bottom w:type="dxa" w:w="60"/>
+              <w:bottom w:type="dxa" w:w="80"/>
               <w:right w:type="dxa" w:w="120"/>
             </w:tcMar>
           </w:tcPr>
           <w:p>
-            <w:r>
-              <w:rPr>
-                <w:rFonts w:ascii="Arial" w:cs="Arial" w:eastAsia="Arial" w:hAnsi="Arial"/>
-                <w:sz w:val="20"/>
-                <w:szCs w:val="20"/>
+            <w:pPr>
+              <w:spacing w:after="80" w:before="80"/>
+            </w:pPr>
+            <w:r>
+              <w:rPr>
+                <w:rFonts w:ascii="Arial" w:cs="Arial" w:eastAsia="Arial" w:hAnsi="Arial"/>
+                <w:b/>
+                <w:bCs/>
+                <w:i w:val="false"/>
+                <w:iCs w:val="false"/>
+                <w:color w:val="000000"/>
+                <w:sz w:val="22"/>
+                <w:szCs w:val="22"/>
               </w:rPr>
               <w:t xml:space="preserve">Independent Practice / Code Along</w:t>
+            </w:r>
+            <w:r>
+              <w:rPr>
+                <w:rFonts w:ascii="Arial" w:cs="Arial" w:eastAsia="Arial" w:hAnsi="Arial"/>
+                <w:sz w:val="20"/>
+                <w:szCs w:val="20"/>
+              </w:rPr>
+              <w:br/>
+              <w:t xml:space="preserve"/>
+            </w:r>
+            <w:r>
+              <w:rPr>
+                <w:rFonts w:ascii="Arial" w:cs="Arial" w:eastAsia="Arial" w:hAnsi="Arial"/>
+                <w:b/>
+                <w:bCs/>
+                <w:i w:val="false"/>
+                <w:iCs w:val="false"/>
+                <w:color w:val="000000"/>
+                <w:sz w:val="20"/>
+                <w:szCs w:val="20"/>
+              </w:rPr>
+              <w:t xml:space="preserve">    Beginner: </w:t>
+            </w:r>
+            <w:r>
+              <w:rPr>
+                <w:rFonts w:ascii="Arial" w:cs="Arial" w:eastAsia="Arial" w:hAnsi="Arial"/>
+                <w:b w:val="false"/>
+                <w:bCs w:val="false"/>
+                <w:i w:val="false"/>
+                <w:iCs w:val="false"/>
+                <w:color w:val="000000"/>
+                <w:sz w:val="20"/>
+                <w:szCs w:val="20"/>
+              </w:rPr>
+              <w:t xml:space="preserve">Create a score variable starting at 100. Use += and -= to update it, printing after each operation.</w:t>
+            </w:r>
+            <w:r>
+              <w:rPr>
+                <w:rFonts w:ascii="Arial" w:cs="Arial" w:eastAsia="Arial" w:hAnsi="Arial"/>
+                <w:sz w:val="20"/>
+                <w:szCs w:val="20"/>
+              </w:rPr>
+              <w:br/>
+              <w:t xml:space="preserve"/>
+            </w:r>
+            <w:r>
+              <w:rPr>
+                <w:rFonts w:ascii="Arial" w:cs="Arial" w:eastAsia="Arial" w:hAnsi="Arial"/>
+                <w:b/>
+                <w:bCs/>
+                <w:i w:val="false"/>
+                <w:iCs w:val="false"/>
+                <w:color w:val="000000"/>
+                <w:sz w:val="20"/>
+                <w:szCs w:val="20"/>
+              </w:rPr>
+              <w:t xml:space="preserve">    Intermediate: </w:t>
+            </w:r>
+            <w:r>
+              <w:rPr>
+                <w:rFonts w:ascii="Arial" w:cs="Arial" w:eastAsia="Arial" w:hAnsi="Arial"/>
+                <w:b w:val="false"/>
+                <w:bCs w:val="false"/>
+                <w:i w:val="false"/>
+                <w:iCs w:val="false"/>
+                <w:color w:val="000000"/>
+                <w:sz w:val="20"/>
+                <w:szCs w:val="20"/>
+              </w:rPr>
+              <w:t xml:space="preserve">Simulate a savings account: - Start with $500 - Add $100 (paycheck) - Subtract $45 (bill) - Add $50 (bonus) - Multiply by 1.02 (interest acc…</w:t>
+            </w:r>
+            <w:r>
+              <w:rPr>
+                <w:rFonts w:ascii="Arial" w:cs="Arial" w:eastAsia="Arial" w:hAnsi="Arial"/>
+                <w:sz w:val="20"/>
+                <w:szCs w:val="20"/>
+              </w:rPr>
+              <w:br/>
+              <w:t xml:space="preserve"/>
+            </w:r>
+            <w:r>
+              <w:rPr>
+                <w:rFonts w:ascii="Arial" w:cs="Arial" w:eastAsia="Arial" w:hAnsi="Arial"/>
+                <w:b/>
+                <w:bCs/>
+                <w:i w:val="false"/>
+                <w:iCs w:val="false"/>
+                <w:color w:val="000000"/>
+                <w:sz w:val="20"/>
+                <w:szCs w:val="20"/>
+              </w:rPr>
+              <w:t xml:space="preserve">    Challenge: </w:t>
+            </w:r>
+            <w:r>
+              <w:rPr>
+                <w:rFonts w:ascii="Arial" w:cs="Arial" w:eastAsia="Arial" w:hAnsi="Arial"/>
+                <w:b w:val="false"/>
+                <w:bCs w:val="false"/>
+                <w:i w:val="false"/>
+                <w:iCs w:val="false"/>
+                <w:color w:val="000000"/>
+                <w:sz w:val="20"/>
+                <w:szCs w:val="20"/>
+              </w:rPr>
+              <w:t xml:space="preserve">Create a compound growth calculation: - Start with 100 bacteria - After hour 1, multiply by 2 (use *=) - After hour 2, multiply by 2 - After…</w:t>
+            </w:r>
+            <w:r>
+              <w:rPr>
+                <w:rFonts w:ascii="Arial" w:cs="Arial" w:eastAsia="Arial" w:hAnsi="Arial"/>
+                <w:sz w:val="20"/>
+                <w:szCs w:val="20"/>
+              </w:rPr>
+              <w:br/>
+              <w:t xml:space="preserve"/>
+            </w:r>
+            <w:r>
+              <w:rPr>
+                <w:rFonts w:ascii="Arial" w:cs="Arial" w:eastAsia="Arial" w:hAnsi="Arial"/>
+                <w:sz w:val="20"/>
+                <w:szCs w:val="20"/>
+              </w:rPr>
+              <w:br/>
+              <w:t xml:space="preserve"/>
+            </w:r>
+            <w:r>
+              <w:rPr>
+                <w:rFonts w:ascii="Arial" w:cs="Arial" w:eastAsia="Arial" w:hAnsi="Arial"/>
+                <w:b w:val="false"/>
+                <w:bCs w:val="false"/>
+                <w:i/>
+                <w:iCs/>
+                <w:color w:val="555555"/>
+                <w:sz w:val="20"/>
+                <w:szCs w:val="20"/>
+              </w:rPr>
+              <w:t xml:space="preserve">→ Teacher circulates — offer hints, check for understanding.</w:t>
             </w:r>
           </w:p>
         </w:tc>
@@ -493,9 +1329,9 @@
               <w:right w:val="single" w:color="CCCCCC" w:sz="1"/>
             </w:tcBorders>
             <w:tcMar>
-              <w:top w:type="dxa" w:w="60"/>
+              <w:top w:type="dxa" w:w="80"/>
               <w:left w:type="dxa" w:w="120"/>
-              <w:bottom w:type="dxa" w:w="60"/>
+              <w:bottom w:type="dxa" w:w="80"/>
               <w:right w:type="dxa" w:w="120"/>
             </w:tcMar>
           </w:tcPr>
@@ -522,20 +1358,90 @@
               <w:right w:val="single" w:color="CCCCCC" w:sz="1"/>
             </w:tcBorders>
             <w:tcMar>
-              <w:top w:type="dxa" w:w="60"/>
+              <w:top w:type="dxa" w:w="80"/>
               <w:left w:type="dxa" w:w="120"/>
-              <w:bottom w:type="dxa" w:w="60"/>
+              <w:bottom w:type="dxa" w:w="80"/>
               <w:right w:type="dxa" w:w="120"/>
             </w:tcMar>
           </w:tcPr>
           <w:p>
-            <w:r>
-              <w:rPr>
-                <w:rFonts w:ascii="Arial" w:cs="Arial" w:eastAsia="Arial" w:hAnsi="Arial"/>
-                <w:sz w:val="20"/>
-                <w:szCs w:val="20"/>
+            <w:pPr>
+              <w:spacing w:after="80" w:before="80"/>
+            </w:pPr>
+            <w:r>
+              <w:rPr>
+                <w:rFonts w:ascii="Arial" w:cs="Arial" w:eastAsia="Arial" w:hAnsi="Arial"/>
+                <w:b/>
+                <w:bCs/>
+                <w:i w:val="false"/>
+                <w:iCs w:val="false"/>
+                <w:color w:val="000000"/>
+                <w:sz w:val="22"/>
+                <w:szCs w:val="22"/>
               </w:rPr>
               <w:t xml:space="preserve">Exit Ticket / Wrap-Up</w:t>
+            </w:r>
+            <w:r>
+              <w:rPr>
+                <w:rFonts w:ascii="Arial" w:cs="Arial" w:eastAsia="Arial" w:hAnsi="Arial"/>
+                <w:sz w:val="20"/>
+                <w:szCs w:val="20"/>
+              </w:rPr>
+              <w:br/>
+              <w:t xml:space="preserve"/>
+            </w:r>
+            <w:r>
+              <w:rPr>
+                <w:rFonts w:ascii="Arial" w:cs="Arial" w:eastAsia="Arial" w:hAnsi="Arial"/>
+                <w:sz w:val="20"/>
+                <w:szCs w:val="20"/>
+              </w:rPr>
+              <w:br/>
+              <w:t xml:space="preserve"/>
+            </w:r>
+            <w:r>
+              <w:rPr>
+                <w:rFonts w:ascii="Arial" w:cs="Arial" w:eastAsia="Arial" w:hAnsi="Arial"/>
+                <w:b w:val="false"/>
+                <w:bCs w:val="false"/>
+                <w:i w:val="false"/>
+                <w:iCs w:val="false"/>
+                <w:color w:val="000000"/>
+                <w:sz w:val="20"/>
+                <w:szCs w:val="20"/>
+              </w:rPr>
+              <w:t xml:space="preserve">Quick Check: Use compound assignment operators to modify variables efficiently?</w:t>
+            </w:r>
+            <w:r>
+              <w:rPr>
+                <w:rFonts w:ascii="Arial" w:cs="Arial" w:eastAsia="Arial" w:hAnsi="Arial"/>
+                <w:sz w:val="20"/>
+                <w:szCs w:val="20"/>
+              </w:rPr>
+              <w:br/>
+              <w:t xml:space="preserve"/>
+            </w:r>
+            <w:r>
+              <w:rPr>
+                <w:rFonts w:ascii="Arial" w:cs="Arial" w:eastAsia="Arial" w:hAnsi="Arial"/>
+                <w:sz w:val="20"/>
+                <w:szCs w:val="20"/>
+              </w:rPr>
+              <w:br/>
+              <w:t xml:space="preserve"/>
+            </w:r>
+            <w:r>
+              <w:rPr>
+                <w:rFonts w:ascii="Arial" w:cs="Arial" w:eastAsia="Arial" w:hAnsi="Arial"/>
+                <w:b w:val="false"/>
+                <w:bCs w:val="false"/>
+                <w:i/>
+                <w:iCs/>
+                <w:color w:val="555555"/>
+                <w:sz w:val="20"/>
+                <w:szCs w:val="20"/>
+              </w:rPr>
+              <w:t xml:space="preserve">→ 3–2–1: Name 3 things learned, 2 new vocab words, 1 question you still have.</w:t>
             </w:r>
           </w:p>
         </w:tc>
@@ -812,19 +1718,6 @@
                 <w:sz w:val="18"/>
                 <w:szCs w:val="18"/>
               </w:rPr>
-              <w:t xml:space="preserve"># Basic augmented assignment</w:t>
-            </w:r>
-          </w:p>
-          <w:p>
-            <w:pPr>
-              <w:spacing w:after="20"/>
-            </w:pPr>
-            <w:r>
-              <w:rPr>
-                <w:rFonts w:ascii="Courier New" w:cs="Courier New" w:eastAsia="Courier New" w:hAnsi="Courier New"/>
-                <w:sz w:val="18"/>
-                <w:szCs w:val="18"/>
-              </w:rPr>
               <w:t xml:space="preserve">score = 0</w:t>
             </w:r>
           </w:p>
@@ -1033,7 +1926,7 @@
                 <w:sz w:val="18"/>
                 <w:szCs w:val="18"/>
               </w:rPr>
-              <w:t xml:space="preserve"># Using in sequences</w:t>
+              <w:t xml:space="preserve"> </w:t>
             </w:r>
           </w:p>
           <w:p>
@@ -1124,7 +2017,7 @@
                 <w:sz w:val="18"/>
                 <w:szCs w:val="18"/>
               </w:rPr>
-              <w:t xml:space="preserve"># Building a running total</w:t>
+              <w:t xml:space="preserve"> </w:t>
             </w:r>
           </w:p>
           <w:p>
@@ -1215,7 +2108,7 @@
                 <w:sz w:val="18"/>
                 <w:szCs w:val="18"/>
               </w:rPr>
-              <w:t xml:space="preserve"># Game score tracker</w:t>
+              <w:t xml:space="preserve"> </w:t>
             </w:r>
           </w:p>
           <w:p>
@@ -1345,7 +2238,7 @@
                 <w:sz w:val="18"/>
                 <w:szCs w:val="18"/>
               </w:rPr>
-              <w:t xml:space="preserve"># Countdown</w:t>
+              <w:t xml:space="preserve"> </w:t>
             </w:r>
           </w:p>
           <w:p>
@@ -1436,7 +2329,7 @@
                 <w:sz w:val="18"/>
                 <w:szCs w:val="18"/>
               </w:rPr>
-              <w:t xml:space="preserve"># Doubling (exponential growth)</w:t>
+              <w:t xml:space="preserve"> </w:t>
             </w:r>
           </w:p>
           <w:p>
@@ -1623,32 +2516,6 @@
               <w:t xml:space="preserve">print(score)</w:t>
             </w:r>
           </w:p>
-          <w:p>
-            <w:pPr>
-              <w:spacing w:after="20"/>
-            </w:pPr>
-            <w:r>
-              <w:rPr>
-                <w:rFonts w:ascii="Courier New" w:cs="Courier New" w:eastAsia="Courier New" w:hAnsi="Courier New"/>
-                <w:sz w:val="18"/>
-                <w:szCs w:val="18"/>
-              </w:rPr>
-              <w:t xml:space="preserve"> </w:t>
-            </w:r>
-          </w:p>
-          <w:p>
-            <w:pPr>
-              <w:spacing w:after="20"/>
-            </w:pPr>
-            <w:r>
-              <w:rPr>
-                <w:rFonts w:ascii="Courier New" w:cs="Courier New" w:eastAsia="Courier New" w:hAnsi="Courier New"/>
-                <w:sz w:val="18"/>
-                <w:szCs w:val="18"/>
-              </w:rPr>
-              <w:t xml:space="preserve"># Add 2 more operations</w:t>
-            </w:r>
-          </w:p>
         </w:tc>
       </w:tr>
     </w:tbl>
@@ -1700,19 +2567,6 @@
                 <w:sz w:val="18"/>
                 <w:szCs w:val="18"/>
               </w:rPr>
-              <w:t xml:space="preserve"># Problem 1 Example</w:t>
-            </w:r>
-          </w:p>
-          <w:p>
-            <w:pPr>
-              <w:spacing w:after="20"/>
-            </w:pPr>
-            <w:r>
-              <w:rPr>
-                <w:rFonts w:ascii="Courier New" w:cs="Courier New" w:eastAsia="Courier New" w:hAnsi="Courier New"/>
-                <w:sz w:val="18"/>
-                <w:szCs w:val="18"/>
-              </w:rPr>
               <w:t xml:space="preserve">score = 100</w:t>
             </w:r>
           </w:p>
@@ -1843,7 +2697,7 @@
                 <w:sz w:val="18"/>
                 <w:szCs w:val="18"/>
               </w:rPr>
-              <w:t xml:space="preserve"># Problem 2 Example</w:t>
+              <w:t xml:space="preserve"> </w:t>
             </w:r>
           </w:p>
           <w:p>
@@ -1947,7 +2801,7 @@
                 <w:sz w:val="18"/>
                 <w:szCs w:val="18"/>
               </w:rPr>
-              <w:t xml:space="preserve"># Problem 3 Example</w:t>
+              <w:t xml:space="preserve"> </w:t>
             </w:r>
           </w:p>
           <w:p>

--- a/Coding 1 - year/Unit 2 - Variables, Data Types & Expressions/Daily Lesson Plans/Word/Day 31.docx
+++ b/Coding 1 - year/Unit 2 - Variables, Data Types & Expressions/Daily Lesson Plans/Word/Day 31.docx
@@ -380,7 +380,7 @@
                 <w:sz w:val="20"/>
                 <w:szCs w:val="20"/>
               </w:rPr>
-              <w:t xml:space="preserve">    What do you already know about how to use compound assignment operators to modify variables efficiently?</w:t>
+              <w:t xml:space="preserve">    Have you ever used compound assignment operators before? Where might compound assignment operators be useful in a real program?</w:t>
             </w:r>
             <w:r>
               <w:rPr>
@@ -477,7 +477,7 @@
                 <w:sz w:val="20"/>
                 <w:szCs w:val="20"/>
               </w:rPr>
-              <w:t xml:space="preserve">Today's Goal: By the end of class you will be able to use compound assignment operators to modify variables efficiently.</w:t>
+              <w:t xml:space="preserve">Today’s Goal: By the end of class you will be able to use compound assignment operators to modify variables efficiently.</w:t>
             </w:r>
             <w:r>
               <w:rPr>
@@ -1410,7 +1410,7 @@
                 <w:sz w:val="20"/>
                 <w:szCs w:val="20"/>
               </w:rPr>
-              <w:t xml:space="preserve">Quick Check: Use compound assignment operators to modify variables efficiently?</w:t>
+              <w:t xml:space="preserve">Write the key syntax or steps for using compound assignment operators. What's one mistake beginners commonly make?</w:t>
             </w:r>
             <w:r>
               <w:rPr>
